--- a/PythonVsJava.docx
+++ b/PythonVsJava.docx
@@ -12,29 +12,13 @@
     </w:p>
     <w:p>
       <w:r>
-        <w:t xml:space="preserve">Code </w:t>
-      </w:r>
-      <w:proofErr w:type="gramStart"/>
-      <w:r>
-        <w:t>go</w:t>
-      </w:r>
-      <w:proofErr w:type="gramEnd"/>
-      <w:r>
-        <w:t xml:space="preserve"> thought Inside Class -&gt; main method</w:t>
+        <w:t>Code go thought Inside Class -&gt; main method</w:t>
       </w:r>
     </w:p>
     <w:p/>
     <w:p>
       <w:r>
-        <w:t xml:space="preserve">public -&gt; accessible to outside packages also. </w:t>
-      </w:r>
-      <w:proofErr w:type="gramStart"/>
-      <w:r>
-        <w:t>Also</w:t>
-      </w:r>
-      <w:proofErr w:type="gramEnd"/>
-      <w:r>
-        <w:t xml:space="preserve"> </w:t>
+        <w:t xml:space="preserve">public -&gt; accessible to outside packages also. Also </w:t>
       </w:r>
       <w:r>
         <w:t>JVM (</w:t>
@@ -52,15 +36,7 @@
       </w:r>
       <w:r>
         <w:br/>
-        <w:t xml:space="preserve">String </w:t>
-      </w:r>
-      <w:proofErr w:type="gramStart"/>
-      <w:r>
-        <w:t>args[</w:t>
-      </w:r>
-      <w:proofErr w:type="gramEnd"/>
-      <w:r>
-        <w:t>] -&gt; accepts parameters for complex command-line processing</w:t>
+        <w:t>String args[] -&gt; accepts parameters for complex command-line processing</w:t>
       </w:r>
       <w:r>
         <w:br/>
@@ -98,13 +74,8 @@
         <w:t xml:space="preserve"> </w:t>
       </w:r>
       <w:proofErr w:type="spellStart"/>
-      <w:proofErr w:type="gramStart"/>
-      <w:r>
-        <w:t>java.util</w:t>
-      </w:r>
-      <w:proofErr w:type="gramEnd"/>
-      <w:r>
-        <w:t>.HashMap</w:t>
+      <w:r>
+        <w:t>java.util.HashMap</w:t>
       </w:r>
       <w:proofErr w:type="spellEnd"/>
       <w:r>
@@ -116,28 +87,15 @@
         <w:pStyle w:val="NoSpacing"/>
       </w:pPr>
       <w:r>
-        <w:t xml:space="preserve">public class </w:t>
-      </w:r>
-      <w:proofErr w:type="gramStart"/>
-      <w:r>
-        <w:t>Neet{</w:t>
-      </w:r>
-      <w:proofErr w:type="gramEnd"/>
+        <w:t>public class Neet{</w:t>
+      </w:r>
     </w:p>
     <w:p>
       <w:pPr>
         <w:pStyle w:val="NoSpacing"/>
       </w:pPr>
       <w:r>
-        <w:t xml:space="preserve">public static void </w:t>
-      </w:r>
-      <w:proofErr w:type="gramStart"/>
-      <w:r>
-        <w:t>main(</w:t>
-      </w:r>
-      <w:proofErr w:type="gramEnd"/>
-      <w:r>
-        <w:t>String args[]){</w:t>
+        <w:t>public static void main(String args[]){</w:t>
       </w:r>
     </w:p>
     <w:p>
@@ -153,13 +111,8 @@
       </w:r>
       <w:proofErr w:type="spellEnd"/>
       <w:r>
-        <w:t>(“\n\n\n This is Java\n\n\n”</w:t>
-      </w:r>
-      <w:proofErr w:type="gramStart"/>
-      <w:r>
-        <w:t>);</w:t>
-      </w:r>
-      <w:proofErr w:type="gramEnd"/>
+        <w:t>(“\n\n\n This is Java\n\n\n”);</w:t>
+      </w:r>
     </w:p>
     <w:p>
       <w:pPr>
@@ -169,12 +122,10 @@
         <w:t>HashMap&lt;</w:t>
       </w:r>
       <w:proofErr w:type="spellStart"/>
-      <w:proofErr w:type="gramStart"/>
       <w:r>
         <w:t>String,String</w:t>
       </w:r>
       <w:proofErr w:type="spellEnd"/>
-      <w:proofErr w:type="gramEnd"/>
       <w:r>
         <w:t xml:space="preserve">&gt; data=new HashMap&lt;&gt;(); </w:t>
       </w:r>
@@ -229,13 +180,8 @@
       <w:pPr>
         <w:pStyle w:val="NoSpacing"/>
       </w:pPr>
-      <w:proofErr w:type="gramStart"/>
-      <w:r>
-        <w:t>for(</w:t>
-      </w:r>
-      <w:proofErr w:type="gramEnd"/>
-      <w:r>
-        <w:t xml:space="preserve">String key: </w:t>
+      <w:r>
+        <w:t xml:space="preserve">for(String key: </w:t>
       </w:r>
       <w:proofErr w:type="spellStart"/>
       <w:r>
@@ -267,28 +213,15 @@
       </w:r>
       <w:proofErr w:type="spellEnd"/>
       <w:r>
-        <w:t>(key</w:t>
-      </w:r>
-      <w:proofErr w:type="gramStart"/>
-      <w:r>
-        <w:t>);</w:t>
-      </w:r>
-      <w:proofErr w:type="gramEnd"/>
+        <w:t>(key);</w:t>
+      </w:r>
     </w:p>
     <w:p>
       <w:pPr>
         <w:pStyle w:val="NoSpacing"/>
       </w:pPr>
       <w:r>
-        <w:t>S.O.P(key</w:t>
-      </w:r>
-      <w:proofErr w:type="gramStart"/>
-      <w:r>
-        <w:t>+”=</w:t>
-      </w:r>
-      <w:proofErr w:type="gramEnd"/>
-      <w:r>
-        <w:t>”+</w:t>
+        <w:t>S.O.P(key+”=”+</w:t>
       </w:r>
       <w:proofErr w:type="spellStart"/>
       <w:r>
@@ -336,19 +269,11 @@
         <w:pStyle w:val="NoSpacing"/>
       </w:pPr>
       <w:r>
-        <w:t>#O/P {Detroit</w:t>
-      </w:r>
-      <w:proofErr w:type="gramStart"/>
-      <w:r>
-        <w:t>=”</w:t>
+        <w:t>#O/P {Detroit=”</w:t>
       </w:r>
       <w:proofErr w:type="spellStart"/>
       <w:r>
-        <w:t>Smash</w:t>
-      </w:r>
-      <w:proofErr w:type="gramEnd"/>
-      <w:r>
-        <w:t>”,Texas</w:t>
+        <w:t>Smash”,Texas</w:t>
       </w:r>
       <w:proofErr w:type="spellEnd"/>
       <w:r>
@@ -406,15 +331,7 @@
       </w:r>
       <w:r>
         <w:br/>
-        <w:t>data</w:t>
-      </w:r>
-      <w:proofErr w:type="gramStart"/>
-      <w:r>
-        <w:t>={ “</w:t>
-      </w:r>
-      <w:proofErr w:type="gramEnd"/>
-      <w:r>
-        <w:t>Neet”:</w:t>
+        <w:t>data={ “Neet”:</w:t>
       </w:r>
       <w:r>
         <w:t xml:space="preserve"> </w:t>
@@ -444,12 +361,10 @@
         <w:t xml:space="preserve">for </w:t>
       </w:r>
       <w:proofErr w:type="spellStart"/>
-      <w:proofErr w:type="gramStart"/>
       <w:r>
         <w:t>key,val</w:t>
       </w:r>
       <w:proofErr w:type="spellEnd"/>
-      <w:proofErr w:type="gramEnd"/>
       <w:r>
         <w:t xml:space="preserve"> in </w:t>
       </w:r>
@@ -466,13 +381,8 @@
       <w:pPr>
         <w:pStyle w:val="NoSpacing"/>
       </w:pPr>
-      <w:proofErr w:type="gramStart"/>
-      <w:r>
-        <w:t>print(</w:t>
-      </w:r>
-      <w:proofErr w:type="gramEnd"/>
-      <w:r>
-        <w:t>key+” =”+</w:t>
+      <w:r>
+        <w:t>print(key+” =”+</w:t>
       </w:r>
       <w:proofErr w:type="spellStart"/>
       <w:r>
@@ -591,20 +501,20 @@
               <w:pStyle w:val="NoSpacing"/>
             </w:pPr>
             <w:r>
+              <w:t>Fewer line of codes</w:t>
+            </w:r>
+          </w:p>
+        </w:tc>
+        <w:tc>
+          <w:tcPr>
+            <w:tcW w:w="4508" w:type="dxa"/>
+          </w:tcPr>
+          <w:p>
+            <w:pPr>
+              <w:pStyle w:val="NoSpacing"/>
+            </w:pPr>
+            <w:r>
               <w:t>Has long line of codes</w:t>
-            </w:r>
-          </w:p>
-        </w:tc>
-        <w:tc>
-          <w:tcPr>
-            <w:tcW w:w="4508" w:type="dxa"/>
-          </w:tcPr>
-          <w:p>
-            <w:pPr>
-              <w:pStyle w:val="NoSpacing"/>
-            </w:pPr>
-            <w:r>
-              <w:t>Fewer line of codes</w:t>
             </w:r>
           </w:p>
         </w:tc>
@@ -650,10 +560,7 @@
               <w:pStyle w:val="NoSpacing"/>
             </w:pPr>
             <w:r>
-              <w:t>Syntax is easy to remember</w:t>
-            </w:r>
-            <w:r>
-              <w:t xml:space="preserve"> and clean</w:t>
+              <w:t>Syntax is complex (write once run anywhere ex: Mac/Windows)</w:t>
             </w:r>
           </w:p>
         </w:tc>
@@ -666,15 +573,22 @@
               <w:pStyle w:val="NoSpacing"/>
             </w:pPr>
             <w:r>
-              <w:t xml:space="preserve">Syntax is </w:t>
-            </w:r>
-            <w:r>
-              <w:t>complex (write once run anywhere ex: Mac/Windows)</w:t>
+              <w:t>Syntax is easy to remember and clean</w:t>
             </w:r>
           </w:p>
         </w:tc>
       </w:tr>
       <w:tr>
+        <w:tc>
+          <w:tcPr>
+            <w:tcW w:w="4508" w:type="dxa"/>
+          </w:tcPr>
+          <w:p>
+            <w:r>
+              <w:t>Self-memory management, Robust Platform independent</w:t>
+            </w:r>
+          </w:p>
+        </w:tc>
         <w:tc>
           <w:tcPr>
             <w:tcW w:w="4508" w:type="dxa"/>
@@ -689,6 +603,9 @@
                 <w:szCs w:val="25"/>
               </w:rPr>
             </w:pPr>
+            <w:r>
+              <w:br/>
+            </w:r>
             <w:r>
               <w:rPr>
                 <w:rFonts w:ascii="Nunito" w:hAnsi="Nunito"/>
@@ -706,19 +623,6 @@
             </w:pPr>
           </w:p>
         </w:tc>
-        <w:tc>
-          <w:tcPr>
-            <w:tcW w:w="4508" w:type="dxa"/>
-          </w:tcPr>
-          <w:p>
-            <w:pPr>
-              <w:pStyle w:val="NoSpacing"/>
-            </w:pPr>
-            <w:r>
-              <w:t>Self-memory management, Robust Platform independent</w:t>
-            </w:r>
-          </w:p>
-        </w:tc>
       </w:tr>
       <w:tr>
         <w:tc>
@@ -736,6 +640,19 @@
               </w:rPr>
             </w:pPr>
             <w:r>
+              <w:t>Faster in speed as compared to python due to compile nature</w:t>
+            </w:r>
+          </w:p>
+        </w:tc>
+        <w:tc>
+          <w:tcPr>
+            <w:tcW w:w="4508" w:type="dxa"/>
+          </w:tcPr>
+          <w:p>
+            <w:pPr>
+              <w:pStyle w:val="NoSpacing"/>
+            </w:pPr>
+            <w:r>
               <w:rPr>
                 <w:rFonts w:ascii="Nunito" w:hAnsi="Nunito"/>
                 <w:color w:val="273239"/>
@@ -743,9 +660,18 @@
                 <w:sz w:val="25"/>
                 <w:szCs w:val="25"/>
               </w:rPr>
-              <w:t xml:space="preserve">Slower since it uses an interpreter </w:t>
-            </w:r>
-            <w:r>
+              <w:t>Slower since it uses an interpreter and determines the data type at run time</w:t>
+            </w:r>
+          </w:p>
+        </w:tc>
+      </w:tr>
+      <w:tr>
+        <w:tc>
+          <w:tcPr>
+            <w:tcW w:w="4508" w:type="dxa"/>
+          </w:tcPr>
+          <w:p>
+            <w:pPr>
               <w:rPr>
                 <w:rFonts w:ascii="Nunito" w:hAnsi="Nunito"/>
                 <w:color w:val="273239"/>
@@ -753,17 +679,9 @@
                 <w:sz w:val="25"/>
                 <w:szCs w:val="25"/>
               </w:rPr>
-              <w:t>and</w:t>
-            </w:r>
-            <w:r>
-              <w:rPr>
-                <w:rFonts w:ascii="Nunito" w:hAnsi="Nunito"/>
-                <w:color w:val="273239"/>
-                <w:spacing w:val="2"/>
-                <w:sz w:val="25"/>
-                <w:szCs w:val="25"/>
-              </w:rPr>
-              <w:t xml:space="preserve"> determines the data type at run time</w:t>
+            </w:pPr>
+            <w:r>
+              <w:t>Popular due to good support</w:t>
             </w:r>
           </w:p>
         </w:tc>
@@ -774,30 +692,6 @@
           <w:p>
             <w:pPr>
               <w:pStyle w:val="NoSpacing"/>
-            </w:pPr>
-            <w:r>
-              <w:t>Faster in speed as compared to python</w:t>
-            </w:r>
-            <w:r>
-              <w:t xml:space="preserve"> due to compile nature</w:t>
-            </w:r>
-          </w:p>
-        </w:tc>
-      </w:tr>
-      <w:tr>
-        <w:tc>
-          <w:tcPr>
-            <w:tcW w:w="4508" w:type="dxa"/>
-          </w:tcPr>
-          <w:p>
-            <w:pPr>
-              <w:rPr>
-                <w:rFonts w:ascii="Nunito" w:hAnsi="Nunito"/>
-                <w:color w:val="273239"/>
-                <w:spacing w:val="2"/>
-                <w:sz w:val="25"/>
-                <w:szCs w:val="25"/>
-              </w:rPr>
             </w:pPr>
             <w:r>
               <w:rPr>
@@ -823,25 +717,6 @@
             <w:proofErr w:type="spellEnd"/>
           </w:p>
         </w:tc>
-        <w:tc>
-          <w:tcPr>
-            <w:tcW w:w="4508" w:type="dxa"/>
-          </w:tcPr>
-          <w:p>
-            <w:pPr>
-              <w:pStyle w:val="NoSpacing"/>
-            </w:pPr>
-            <w:r>
-              <w:t>P</w:t>
-            </w:r>
-            <w:r>
-              <w:t>opular</w:t>
-            </w:r>
-            <w:r>
-              <w:t xml:space="preserve"> due to good support</w:t>
-            </w:r>
-          </w:p>
-        </w:tc>
       </w:tr>
       <w:tr>
         <w:tc>
@@ -857,6 +732,19 @@
                 <w:sz w:val="25"/>
                 <w:szCs w:val="25"/>
               </w:rPr>
+            </w:pPr>
+            <w:r>
+              <w:t>Weka, Mallet, Deeplearning4j, MOA</w:t>
+            </w:r>
+          </w:p>
+        </w:tc>
+        <w:tc>
+          <w:tcPr>
+            <w:tcW w:w="4508" w:type="dxa"/>
+          </w:tcPr>
+          <w:p>
+            <w:pPr>
+              <w:pStyle w:val="NoSpacing"/>
             </w:pPr>
             <w:r>
               <w:rPr>
@@ -882,19 +770,6 @@
             <w:proofErr w:type="spellEnd"/>
           </w:p>
         </w:tc>
-        <w:tc>
-          <w:tcPr>
-            <w:tcW w:w="4508" w:type="dxa"/>
-          </w:tcPr>
-          <w:p>
-            <w:pPr>
-              <w:pStyle w:val="NoSpacing"/>
-            </w:pPr>
-            <w:r>
-              <w:t>Weka, Mallet, Deeplearning4j, MOA</w:t>
-            </w:r>
-          </w:p>
-        </w:tc>
       </w:tr>
       <w:tr>
         <w:tc>
@@ -910,6 +785,29 @@
                 <w:sz w:val="25"/>
                 <w:szCs w:val="25"/>
               </w:rPr>
+            </w:pPr>
+            <w:r>
+              <w:rPr>
+                <w:rFonts w:ascii="Nunito" w:hAnsi="Nunito"/>
+                <w:color w:val="273239"/>
+                <w:spacing w:val="2"/>
+                <w:sz w:val="25"/>
+                <w:szCs w:val="25"/>
+              </w:rPr>
+              <w:br/>
+            </w:r>
+            <w:r>
+              <w:t>Partially supports through interfaces</w:t>
+            </w:r>
+          </w:p>
+        </w:tc>
+        <w:tc>
+          <w:tcPr>
+            <w:tcW w:w="4508" w:type="dxa"/>
+          </w:tcPr>
+          <w:p>
+            <w:pPr>
+              <w:pStyle w:val="NoSpacing"/>
             </w:pPr>
             <w:r>
               <w:rPr>
@@ -923,19 +821,6 @@
             </w:r>
           </w:p>
         </w:tc>
-        <w:tc>
-          <w:tcPr>
-            <w:tcW w:w="4508" w:type="dxa"/>
-          </w:tcPr>
-          <w:p>
-            <w:pPr>
-              <w:pStyle w:val="NoSpacing"/>
-            </w:pPr>
-            <w:r>
-              <w:t>Partially supports through interfaces</w:t>
-            </w:r>
-          </w:p>
-        </w:tc>
       </w:tr>
       <w:tr>
         <w:tc>
@@ -951,6 +836,19 @@
                 <w:sz w:val="25"/>
                 <w:szCs w:val="25"/>
               </w:rPr>
+            </w:pPr>
+            <w:r>
+              <w:t>Better for Heavy duty and High-Performance Application</w:t>
+            </w:r>
+          </w:p>
+        </w:tc>
+        <w:tc>
+          <w:tcPr>
+            <w:tcW w:w="4508" w:type="dxa"/>
+          </w:tcPr>
+          <w:p>
+            <w:pPr>
+              <w:pStyle w:val="NoSpacing"/>
             </w:pPr>
             <w:r>
               <w:rPr>
@@ -975,25 +873,6 @@
             </w:r>
           </w:p>
         </w:tc>
-        <w:tc>
-          <w:tcPr>
-            <w:tcW w:w="4508" w:type="dxa"/>
-          </w:tcPr>
-          <w:p>
-            <w:pPr>
-              <w:pStyle w:val="NoSpacing"/>
-            </w:pPr>
-            <w:r>
-              <w:t xml:space="preserve">Better for Heavy duty and </w:t>
-            </w:r>
-            <w:r>
-              <w:t>High-Performance</w:t>
-            </w:r>
-            <w:r>
-              <w:t xml:space="preserve"> Application</w:t>
-            </w:r>
-          </w:p>
-        </w:tc>
       </w:tr>
       <w:tr>
         <w:tc>
@@ -1052,6 +931,22 @@
               </w:rPr>
             </w:pPr>
             <w:r>
+              <w:t>King of enterprise, large scale development, multiple platforms robust application</w:t>
+            </w:r>
+          </w:p>
+        </w:tc>
+        <w:tc>
+          <w:tcPr>
+            <w:tcW w:w="4508" w:type="dxa"/>
+          </w:tcPr>
+          <w:p>
+            <w:pPr>
+              <w:pStyle w:val="NoSpacing"/>
+            </w:pPr>
+            <w:r>
+              <w:br/>
+            </w:r>
+            <w:r>
               <w:rPr>
                 <w:rFonts w:ascii="Nunito" w:hAnsi="Nunito"/>
                 <w:color w:val="273239"/>
@@ -1059,37 +954,7 @@
                 <w:sz w:val="25"/>
                 <w:szCs w:val="25"/>
               </w:rPr>
-              <w:t>Web</w:t>
-            </w:r>
-            <w:r>
-              <w:rPr>
-                <w:rFonts w:ascii="Nunito" w:hAnsi="Nunito"/>
-                <w:color w:val="273239"/>
-                <w:spacing w:val="2"/>
-                <w:sz w:val="25"/>
-                <w:szCs w:val="25"/>
-              </w:rPr>
-              <w:t xml:space="preserve"> </w:t>
-            </w:r>
-            <w:r>
-              <w:rPr>
-                <w:rFonts w:ascii="Nunito" w:hAnsi="Nunito"/>
-                <w:color w:val="273239"/>
-                <w:spacing w:val="2"/>
-                <w:sz w:val="25"/>
-                <w:szCs w:val="25"/>
-              </w:rPr>
-              <w:t>Development Django/Flask</w:t>
-            </w:r>
-            <w:r>
-              <w:rPr>
-                <w:rFonts w:ascii="Nunito" w:hAnsi="Nunito"/>
-                <w:color w:val="273239"/>
-                <w:spacing w:val="2"/>
-                <w:sz w:val="25"/>
-                <w:szCs w:val="25"/>
-              </w:rPr>
-              <w:t>.</w:t>
+              <w:t>Web Development Django/Flask.</w:t>
             </w:r>
             <w:r>
               <w:rPr>
@@ -1101,19 +966,6 @@
               </w:rPr>
               <w:br/>
               <w:t>Best use for quick prototyping, machine learning and data science</w:t>
-            </w:r>
-          </w:p>
-        </w:tc>
-        <w:tc>
-          <w:tcPr>
-            <w:tcW w:w="4508" w:type="dxa"/>
-          </w:tcPr>
-          <w:p>
-            <w:pPr>
-              <w:pStyle w:val="NoSpacing"/>
-            </w:pPr>
-            <w:r>
-              <w:t>King of enterprise, large scale development, multiple platforms robust application</w:t>
             </w:r>
           </w:p>
         </w:tc>
